--- a/en/wisdom-stories/lambs-skins.docx
+++ b/en/wisdom-stories/lambs-skins.docx
@@ -105,7 +105,7 @@
         <w:rPr>
           <w:lang/>
         </w:rPr>
-        <w:t>“They could sell whatever gold and jewellery they have at home, Pasha.”</w:t>
+        <w:t xml:space="preserve">“They could sell whatever gold and jewelry they have at home, Pasha.”</w:t>
       </w:r>
     </w:p>
     <w:p>
